--- a/docs/cases/06-he-jiankui.docx
+++ b/docs/cases/06-he-jiankui.docx
@@ -59,7 +59,7 @@
         <w:p>
           <w:r>
             <w:fldChar w:fldCharType="begin" w:dirty="true"/>
-            <w:instrText xml:space="preserve">TOC \o "1-3" \h \z \u</w:instrText>
+            <w:instrText xml:space="preserve">TOC \o "1-2" \h \z \u</w:instrText>
             <w:fldChar w:fldCharType="separate"/>
             <w:fldChar w:fldCharType="end"/>
           </w:r>
@@ -209,6 +209,9 @@
         <w:t xml:space="preserve"> </w:t>
       </w:r>
       <w:r>
+        <w:rPr>
+          <w:rStyle w:val="KeyTerm"/>
+        </w:rPr>
         <w:t xml:space="preserve">germline editing</w:t>
       </w:r>
       <w:r>
@@ -221,6 +224,9 @@
         <w:t xml:space="preserve"> </w:t>
       </w:r>
       <w:r>
+        <w:rPr>
+          <w:rStyle w:val="KeyTerm"/>
+        </w:rPr>
         <w:t xml:space="preserve">near-consensus</w:t>
       </w:r>
       <w:r>
@@ -345,7 +351,7 @@
     </w:p>
     <w:p>
       <w:pPr>
-        <w:pStyle w:val="BodyText"/>
+        <w:pStyle w:val="ContextBox"/>
       </w:pPr>
       <w:r>
         <w:rPr>
@@ -358,6 +364,9 @@
         <w:t xml:space="preserve"> </w:t>
       </w:r>
       <w:r>
+        <w:rPr>
+          <w:rStyle w:val="KeyTerm"/>
+        </w:rPr>
         <w:t xml:space="preserve">CRISPR-Cas9</w:t>
       </w:r>
       <w:r>
@@ -369,7 +378,7 @@
     </w:p>
     <w:p>
       <w:pPr>
-        <w:pStyle w:val="BodyText"/>
+        <w:pStyle w:val="ContextBox"/>
       </w:pPr>
       <w:r>
         <w:t xml:space="preserve">A change made to one tissue in one person — say, to a patient’s bone marrow — is a</w:t>
@@ -378,6 +387,9 @@
         <w:t xml:space="preserve"> </w:t>
       </w:r>
       <w:r>
+        <w:rPr>
+          <w:rStyle w:val="KeyTerm"/>
+        </w:rPr>
         <w:t xml:space="preserve">somatic edit</w:t>
       </w:r>
       <w:r>
@@ -387,6 +399,9 @@
         <w:t xml:space="preserve"> </w:t>
       </w:r>
       <w:r>
+        <w:rPr>
+          <w:rStyle w:val="KeyTerm"/>
+        </w:rPr>
         <w:t xml:space="preserve">germline edit</w:t>
       </w:r>
       <w:r>
@@ -395,7 +410,7 @@
     </w:p>
     <w:p>
       <w:pPr>
-        <w:pStyle w:val="BodyText"/>
+        <w:pStyle w:val="ContextBox"/>
       </w:pPr>
       <w:r>
         <w:t xml:space="preserve">Somatic editing is now standard medicine. The FDA approved the first somatic CRISPR therapy,</w:t>
@@ -497,7 +512,7 @@
     </w:p>
     <w:p>
       <w:pPr>
-        <w:pStyle w:val="BodyText"/>
+        <w:pStyle w:val="ContextBox"/>
       </w:pPr>
       <w:r>
         <w:rPr>
@@ -535,7 +550,7 @@
     </w:p>
     <w:p>
       <w:pPr>
-        <w:pStyle w:val="BodyText"/>
+        <w:pStyle w:val="ContextBox"/>
       </w:pPr>
       <w:r>
         <w:t xml:space="preserve">The risks were real. CRISPR can cut DNA at unintended sites — called</w:t>
@@ -544,6 +559,9 @@
         <w:t xml:space="preserve"> </w:t>
       </w:r>
       <w:r>
+        <w:rPr>
+          <w:rStyle w:val="KeyTerm"/>
+        </w:rPr>
         <w:t xml:space="preserve">off-target effects</w:t>
       </w:r>
       <w:r>
@@ -556,6 +574,9 @@
         <w:t xml:space="preserve"> </w:t>
       </w:r>
       <w:r>
+        <w:rPr>
+          <w:rStyle w:val="KeyTerm"/>
+        </w:rPr>
         <w:t xml:space="preserve">mosaic</w:t>
       </w:r>
       <w:r>
@@ -1102,6 +1123,9 @@
         <w:t xml:space="preserve"> </w:t>
       </w:r>
       <w:r>
+        <w:rPr>
+          <w:rStyle w:val="KeyTerm"/>
+        </w:rPr>
         <w:t xml:space="preserve">non-identity problem</w:t>
       </w:r>
       <w:r>
@@ -2316,7 +2340,7 @@
 </file>
 
 <file path=word/styles.xml><?xml version="1.0" encoding="utf-8"?>
-<w:styles xmlns:r="http://schemas.openxmlformats.org/officeDocument/2006/relationships" xmlns:w="http://schemas.openxmlformats.org/wordprocessingml/2006/main">
+<w:styles xmlns:w="http://schemas.openxmlformats.org/wordprocessingml/2006/main">
   <w:docDefaults>
     <w:rPrDefault>
       <w:rPr>
@@ -2336,6 +2360,16 @@
   <w:style w:default="1" w:styleId="Normal" w:type="paragraph">
     <w:name w:val="Normal"/>
     <w:qFormat/>
+    <w:rPr>
+      <w:sz w:val="22"/>
+      <w:szCs w:val="22"/>
+      <w:color w:val="1a1a1a"/>
+      <w:rFonts w:ascii="Cambria" w:cs="Cambria" w:hAnsi="Cambria"/>
+    </w:rPr>
+    <w:pPr>
+      <w:spacing w:after="120" w:line="288" w:lineRule="auto"/>
+      <w:jc w:val="both"/>
+    </w:pPr>
   </w:style>
   <w:style w:styleId="BodyText" w:type="paragraph">
     <w:name w:val="Body Text"/>
@@ -2369,14 +2403,18 @@
     <w:qFormat/>
     <w:rsid w:val="00A10FD9"/>
     <w:pPr>
-      <w:spacing w:after="80" w:line="240" w:lineRule="auto"/>
-      <w:contextualSpacing/>
+      <w:spacing w:after="120" w:before="0"/>
       <w:jc w:val="center"/>
+      <w:pBdr>
+        <w:bottom w:color="6b1f2b" w:space="4" w:sz="8" w:val="single"/>
+      </w:pBdr>
     </w:pPr>
     <w:rPr>
-      <w:rFonts w:asciiTheme="majorHAnsi" w:cstheme="majorBidi" w:eastAsiaTheme="majorEastAsia" w:hAnsiTheme="majorHAnsi"/>
-      <w:sz w:val="56"/>
-      <w:szCs w:val="56"/>
+      <w:b/>
+      <w:sz w:val="48"/>
+      <w:szCs w:val="48"/>
+      <w:color w:val="6b1f2b"/>
+      <w:rFonts w:ascii="EB Garamond" w:cs="EB Garamond" w:hAnsi="EB Garamond"/>
     </w:rPr>
   </w:style>
   <w:style w:customStyle="1" w:styleId="TitleChar" w:type="character">
@@ -2400,15 +2438,15 @@
     <w:qFormat/>
     <w:rsid w:val="00A10FD9"/>
     <w:pPr>
-      <w:numPr>
-        <w:ilvl w:val="1"/>
-      </w:numPr>
+      <w:spacing w:after="240" w:before="120"/>
+      <w:jc w:val="center"/>
     </w:pPr>
     <w:rPr>
-      <w:rFonts w:cstheme="majorBidi" w:eastAsiaTheme="majorEastAsia"/>
-      <w:spacing w:val="15"/>
-      <w:sz w:val="28"/>
-      <w:szCs w:val="28"/>
+      <w:i/>
+      <w:sz w:val="26"/>
+      <w:szCs w:val="26"/>
+      <w:color w:val="555555"/>
+      <w:rFonts w:ascii="EB Garamond" w:cs="EB Garamond" w:hAnsi="EB Garamond"/>
     </w:rPr>
   </w:style>
   <w:style w:customStyle="1" w:styleId="SubtitleChar" w:type="character">
@@ -2431,12 +2469,15 @@
     <w:next w:val="BodyText"/>
     <w:qFormat/>
     <w:pPr>
-      <w:keepNext/>
-      <w:keepLines/>
+      <w:spacing w:after="60"/>
+      <w:jc w:val="center"/>
     </w:pPr>
     <w:rPr>
-      <w:sz w:val="24"/>
-      <w:szCs w:val="24"/>
+      <w:smallCaps/>
+      <w:sz w:val="20"/>
+      <w:szCs w:val="20"/>
+      <w:color w:val="555555"/>
+      <w:rFonts w:ascii="EB Garamond" w:cs="EB Garamond" w:hAnsi="EB Garamond"/>
     </w:rPr>
   </w:style>
   <w:style w:styleId="Date" w:type="paragraph">
@@ -2445,12 +2486,15 @@
     <w:next w:val="BodyText"/>
     <w:qFormat/>
     <w:pPr>
-      <w:keepNext/>
-      <w:keepLines/>
+      <w:spacing w:after="60"/>
+      <w:jc w:val="center"/>
     </w:pPr>
     <w:rPr>
-      <w:sz w:val="24"/>
-      <w:szCs w:val="24"/>
+      <w:smallCaps/>
+      <w:sz w:val="20"/>
+      <w:szCs w:val="20"/>
+      <w:color w:val="555555"/>
+      <w:rFonts w:ascii="EB Garamond" w:cs="EB Garamond" w:hAnsi="EB Garamond"/>
     </w:rPr>
   </w:style>
   <w:style w:customStyle="1" w:styleId="AbstractTitle" w:type="paragraph">
@@ -2502,16 +2546,19 @@
     <w:qFormat/>
     <w:rsid w:val="00A10FD9"/>
     <w:pPr>
+      <w:spacing w:after="120" w:before="360"/>
+      <w:pBdr>
+        <w:bottom w:color="6b1f2b" w:space="2" w:sz="4" w:val="single"/>
+      </w:pBdr>
       <w:keepNext/>
-      <w:keepLines/>
-      <w:spacing w:after="80" w:before="360"/>
-      <w:outlineLvl w:val="0"/>
     </w:pPr>
     <w:rPr>
-      <w:rFonts w:asciiTheme="majorHAnsi" w:cstheme="majorBidi" w:eastAsiaTheme="majorEastAsia" w:hAnsiTheme="majorHAnsi"/>
-      <w:color w:themeColor="accent1" w:themeShade="BF" w:val="0F4761"/>
-      <w:sz w:val="40"/>
-      <w:szCs w:val="40"/>
+      <w:b/>
+      <w:smallCaps/>
+      <w:sz w:val="30"/>
+      <w:szCs w:val="30"/>
+      <w:color w:val="6b1f2b"/>
+      <w:rFonts w:ascii="EB Garamond" w:cs="EB Garamond" w:hAnsi="EB Garamond"/>
     </w:rPr>
   </w:style>
   <w:style w:styleId="Heading2" w:type="paragraph">
@@ -2525,16 +2572,16 @@
     <w:qFormat/>
     <w:rsid w:val="00A10FD9"/>
     <w:pPr>
+      <w:spacing w:after="80" w:before="240"/>
       <w:keepNext/>
-      <w:keepLines/>
-      <w:spacing w:after="80" w:before="160"/>
-      <w:outlineLvl w:val="1"/>
     </w:pPr>
     <w:rPr>
-      <w:rFonts w:asciiTheme="majorHAnsi" w:cstheme="majorBidi" w:eastAsiaTheme="majorEastAsia" w:hAnsiTheme="majorHAnsi"/>
-      <w:color w:themeColor="accent1" w:themeShade="BF" w:val="0F4761"/>
-      <w:sz w:val="32"/>
-      <w:szCs w:val="32"/>
+      <w:b/>
+      <w:i/>
+      <w:sz w:val="26"/>
+      <w:szCs w:val="26"/>
+      <w:color w:val="1f4e5f"/>
+      <w:rFonts w:ascii="EB Garamond" w:cs="EB Garamond" w:hAnsi="EB Garamond"/>
     </w:rPr>
   </w:style>
   <w:style w:styleId="Heading3" w:type="paragraph">
@@ -2548,16 +2595,15 @@
     <w:qFormat/>
     <w:rsid w:val="00A10FD9"/>
     <w:pPr>
+      <w:spacing w:after="60" w:before="180"/>
       <w:keepNext/>
-      <w:keepLines/>
-      <w:spacing w:after="80" w:before="160"/>
-      <w:outlineLvl w:val="2"/>
     </w:pPr>
     <w:rPr>
-      <w:rFonts w:cstheme="majorBidi" w:eastAsiaTheme="majorEastAsia"/>
-      <w:color w:themeColor="accent1" w:themeShade="BF" w:val="0F4761"/>
-      <w:sz w:val="28"/>
-      <w:szCs w:val="28"/>
+      <w:b/>
+      <w:sz w:val="22"/>
+      <w:szCs w:val="22"/>
+      <w:color w:val="1a1a1a"/>
+      <w:rFonts w:ascii="EB Garamond" w:cs="EB Garamond" w:hAnsi="EB Garamond"/>
     </w:rPr>
   </w:style>
   <w:style w:styleId="Heading4" w:type="paragraph">
@@ -2819,9 +2865,17 @@
     <w:unhideWhenUsed/>
     <w:qFormat/>
     <w:pPr>
-      <w:spacing w:after="100" w:before="100"/>
-      <w:ind w:firstLine="0" w:left="480" w:right="480"/>
+      <w:spacing w:after="120" w:before="120" w:line="288" w:lineRule="auto"/>
+      <w:ind w:left="720" w:right="720"/>
+      <w:jc w:val="both"/>
     </w:pPr>
+    <w:rPr>
+      <w:i/>
+      <w:sz w:val="22"/>
+      <w:szCs w:val="22"/>
+      <w:color w:val="333333"/>
+      <w:rFonts w:ascii="Cambria" w:cs="Cambria" w:hAnsi="Cambria"/>
+    </w:rPr>
   </w:style>
   <w:style w:styleId="FootnoteText" w:type="paragraph">
     <w:name w:val="Footnote Text"/>
@@ -2894,10 +2948,15 @@
     <w:basedOn w:val="Normal"/>
     <w:link w:val="BodyTextChar"/>
     <w:pPr>
-      <w:spacing w:after="120" w:before="0"/>
+      <w:spacing w:after="180" w:before="60"/>
+      <w:jc w:val="center"/>
     </w:pPr>
     <w:rPr>
       <w:i/>
+      <w:sz w:val="18"/>
+      <w:szCs w:val="18"/>
+      <w:color w:val="555555"/>
+      <w:rFonts w:ascii="Cambria" w:cs="Cambria" w:hAnsi="Cambria"/>
     </w:rPr>
   </w:style>
   <w:style w:customStyle="1" w:styleId="TableCaption" w:type="paragraph">
@@ -2971,232 +3030,358 @@
       <w:color w:themeColor="accent1" w:themeShade="BF" w:val="365F91"/>
     </w:rPr>
   </w:style>
+  <w:style w:styleId="CaseGlance" w:type="paragraph">
+    <w:name w:val="CaseGlance"/>
+    <w:basedOn w:val="Normal"/>
+    <w:next w:val="Normal"/>
+    <w:qFormat/>
+    <w:pPr>
+      <w:spacing w:after="120" w:before="120" w:line="276" w:lineRule="auto"/>
+      <w:ind w:left="200" w:right="200"/>
+      <w:jc w:val="left"/>
+      <w:pBdr>
+        <w:bottom w:color="6b1f2b" w:space="4" w:sz="6" w:val="single"/>
+      </w:pBdr>
+      <w:shd w:color="auto" w:fill="F7F1E3" w:val="clear"/>
+    </w:pPr>
+    <w:rPr>
+      <w:sz w:val="20"/>
+      <w:szCs w:val="20"/>
+      <w:color w:val="1a1a1a"/>
+      <w:rFonts w:ascii="Cambria" w:cs="Cambria" w:hAnsi="Cambria"/>
+    </w:rPr>
+  </w:style>
+  <w:style w:styleId="ContextBox" w:type="paragraph">
+    <w:name w:val="ContextBox"/>
+    <w:basedOn w:val="Normal"/>
+    <w:next w:val="Normal"/>
+    <w:qFormat/>
+    <w:pPr>
+      <w:spacing w:after="120" w:before="120" w:line="276" w:lineRule="auto"/>
+      <w:ind w:left="240" w:right="120"/>
+      <w:jc w:val="left"/>
+      <w:shd w:color="auto" w:fill="EAF2F4" w:val="clear"/>
+    </w:pPr>
+    <w:rPr>
+      <w:sz w:val="20"/>
+      <w:szCs w:val="20"/>
+      <w:color w:val="1a1a1a"/>
+      <w:rFonts w:ascii="Cambria" w:cs="Cambria" w:hAnsi="Cambria"/>
+    </w:rPr>
+  </w:style>
+  <w:style w:styleId="CalloutNote" w:type="paragraph">
+    <w:name w:val="CalloutNote"/>
+    <w:basedOn w:val="Normal"/>
+    <w:next w:val="Normal"/>
+    <w:qFormat/>
+    <w:pPr>
+      <w:spacing w:after="120" w:before="120"/>
+      <w:ind w:left="240"/>
+      <w:shd w:color="auto" w:fill="F5F0EA" w:val="clear"/>
+    </w:pPr>
+    <w:rPr>
+      <w:i/>
+      <w:sz w:val="20"/>
+      <w:szCs w:val="20"/>
+      <w:color w:val="333333"/>
+      <w:rFonts w:ascii="Cambria" w:cs="Cambria" w:hAnsi="Cambria"/>
+    </w:rPr>
+  </w:style>
+  <w:style w:styleId="PullQuote" w:type="paragraph">
+    <w:name w:val="PullQuote"/>
+    <w:basedOn w:val="Normal"/>
+    <w:next w:val="Normal"/>
+    <w:qFormat/>
+    <w:pPr>
+      <w:spacing w:after="180" w:before="180" w:line="312" w:lineRule="auto"/>
+      <w:ind w:left="720" w:right="720"/>
+      <w:jc w:val="center"/>
+    </w:pPr>
+    <w:rPr>
+      <w:i/>
+      <w:sz w:val="28"/>
+      <w:szCs w:val="28"/>
+      <w:color w:val="6b1f2b"/>
+      <w:rFonts w:ascii="EB Garamond" w:cs="EB Garamond" w:hAnsi="EB Garamond"/>
+    </w:rPr>
+  </w:style>
+  <w:style w:styleId="KeyTerm" w:type="character">
+    <w:name w:val="KeyTerm"/>
+    <w:qFormat/>
+    <w:rPr>
+      <w:b/>
+      <w:smallCaps/>
+      <w:color w:val="6b1f2b"/>
+    </w:rPr>
+  </w:style>
   <w:style w:type="paragraph" w:customStyle="1" w:styleId="SourceCode">
     <w:name w:val="Source Code"/>
     <w:basedOn w:val="Normal"/>
     <w:link w:val="VerbatimChar"/>
     <w:pPr>
       <w:wordWrap w:val="off"/>
+      <w:shd w:val="clear" w:fill="f8f8f8"/>
     </w:pPr>
   </w:style>
   <w:style w:type="character" w:customStyle="1" w:styleId="KeywordTok">
     <w:name w:val="KeywordTok"/>
     <w:basedOn w:val="VerbatimChar"/>
     <w:rPr>
-      <w:color w:val="d73a49"/>
+      <w:b/>
+      <w:color w:val="204a87"/>
+      <w:shd w:val="clear" w:fill="f8f8f8"/>
     </w:rPr>
   </w:style>
   <w:style w:type="character" w:customStyle="1" w:styleId="DataTypeTok">
     <w:name w:val="DataTypeTok"/>
     <w:basedOn w:val="VerbatimChar"/>
     <w:rPr>
-      <w:color w:val="d73a49"/>
+      <w:color w:val="204a87"/>
+      <w:shd w:val="clear" w:fill="f8f8f8"/>
     </w:rPr>
   </w:style>
   <w:style w:type="character" w:customStyle="1" w:styleId="DecValTok">
     <w:name w:val="DecValTok"/>
     <w:basedOn w:val="VerbatimChar"/>
     <w:rPr>
-      <w:color w:val="005cc5"/>
+      <w:color w:val="0000cf"/>
+      <w:shd w:val="clear" w:fill="f8f8f8"/>
     </w:rPr>
   </w:style>
   <w:style w:type="character" w:customStyle="1" w:styleId="BaseNTok">
     <w:name w:val="BaseNTok"/>
     <w:basedOn w:val="VerbatimChar"/>
     <w:rPr>
-      <w:color w:val="005cc5"/>
+      <w:color w:val="0000cf"/>
+      <w:shd w:val="clear" w:fill="f8f8f8"/>
     </w:rPr>
   </w:style>
   <w:style w:type="character" w:customStyle="1" w:styleId="FloatTok">
     <w:name w:val="FloatTok"/>
     <w:basedOn w:val="VerbatimChar"/>
     <w:rPr>
-      <w:color w:val="005cc5"/>
+      <w:color w:val="0000cf"/>
+      <w:shd w:val="clear" w:fill="f8f8f8"/>
     </w:rPr>
   </w:style>
   <w:style w:type="character" w:customStyle="1" w:styleId="ConstantTok">
     <w:name w:val="ConstantTok"/>
     <w:basedOn w:val="VerbatimChar"/>
     <w:rPr>
-      <w:color w:val="005cc5"/>
+      <w:color w:val="8f5902"/>
+      <w:shd w:val="clear" w:fill="f8f8f8"/>
     </w:rPr>
   </w:style>
   <w:style w:type="character" w:customStyle="1" w:styleId="CharTok">
     <w:name w:val="CharTok"/>
     <w:basedOn w:val="VerbatimChar"/>
     <w:rPr>
-      <w:color w:val="032f62"/>
+      <w:color w:val="4e9a06"/>
+      <w:shd w:val="clear" w:fill="f8f8f8"/>
     </w:rPr>
   </w:style>
   <w:style w:type="character" w:customStyle="1" w:styleId="SpecialCharTok">
     <w:name w:val="SpecialCharTok"/>
     <w:basedOn w:val="VerbatimChar"/>
     <w:rPr>
-      <w:color w:val="005cc5"/>
+      <w:b/>
+      <w:color w:val="ce5c00"/>
+      <w:shd w:val="clear" w:fill="f8f8f8"/>
     </w:rPr>
   </w:style>
   <w:style w:type="character" w:customStyle="1" w:styleId="StringTok">
     <w:name w:val="StringTok"/>
     <w:basedOn w:val="VerbatimChar"/>
     <w:rPr>
-      <w:color w:val="032f62"/>
+      <w:color w:val="4e9a06"/>
+      <w:shd w:val="clear" w:fill="f8f8f8"/>
     </w:rPr>
   </w:style>
   <w:style w:type="character" w:customStyle="1" w:styleId="VerbatimStringTok">
     <w:name w:val="VerbatimStringTok"/>
     <w:basedOn w:val="VerbatimChar"/>
     <w:rPr>
-      <w:color w:val="032f62"/>
+      <w:color w:val="4e9a06"/>
+      <w:shd w:val="clear" w:fill="f8f8f8"/>
     </w:rPr>
   </w:style>
   <w:style w:type="character" w:customStyle="1" w:styleId="SpecialStringTok">
     <w:name w:val="SpecialStringTok"/>
     <w:basedOn w:val="VerbatimChar"/>
     <w:rPr>
-      <w:color w:val="032f62"/>
+      <w:color w:val="4e9a06"/>
+      <w:shd w:val="clear" w:fill="f8f8f8"/>
     </w:rPr>
   </w:style>
   <w:style w:type="character" w:customStyle="1" w:styleId="ImportTok">
     <w:name w:val="ImportTok"/>
     <w:basedOn w:val="VerbatimChar"/>
     <w:rPr>
-      <w:color w:val="032f62"/>
+      <w:shd w:val="clear" w:fill="f8f8f8"/>
     </w:rPr>
   </w:style>
   <w:style w:type="character" w:customStyle="1" w:styleId="CommentTok">
     <w:name w:val="CommentTok"/>
     <w:basedOn w:val="VerbatimChar"/>
     <w:rPr>
-      <w:color w:val="6a737d"/>
+      <w:i/>
+      <w:color w:val="8f5902"/>
+      <w:shd w:val="clear" w:fill="f8f8f8"/>
     </w:rPr>
   </w:style>
   <w:style w:type="character" w:customStyle="1" w:styleId="DocumentationTok">
     <w:name w:val="DocumentationTok"/>
     <w:basedOn w:val="VerbatimChar"/>
     <w:rPr>
-      <w:color w:val="6a737d"/>
+      <w:b/>
+      <w:i/>
+      <w:color w:val="8f5902"/>
+      <w:shd w:val="clear" w:fill="f8f8f8"/>
     </w:rPr>
   </w:style>
   <w:style w:type="character" w:customStyle="1" w:styleId="AnnotationTok">
     <w:name w:val="AnnotationTok"/>
     <w:basedOn w:val="VerbatimChar"/>
     <w:rPr>
-      <w:color w:val="6a737d"/>
+      <w:b/>
+      <w:i/>
+      <w:color w:val="8f5902"/>
+      <w:shd w:val="clear" w:fill="f8f8f8"/>
     </w:rPr>
   </w:style>
   <w:style w:type="character" w:customStyle="1" w:styleId="CommentVarTok">
     <w:name w:val="CommentVarTok"/>
     <w:basedOn w:val="VerbatimChar"/>
     <w:rPr>
-      <w:color w:val="6a737d"/>
+      <w:b/>
+      <w:i/>
+      <w:color w:val="8f5902"/>
+      <w:shd w:val="clear" w:fill="f8f8f8"/>
     </w:rPr>
   </w:style>
   <w:style w:type="character" w:customStyle="1" w:styleId="OtherTok">
     <w:name w:val="OtherTok"/>
     <w:basedOn w:val="VerbatimChar"/>
     <w:rPr>
-      <w:color w:val="6f42c1"/>
+      <w:color w:val="8f5902"/>
+      <w:shd w:val="clear" w:fill="f8f8f8"/>
     </w:rPr>
   </w:style>
   <w:style w:type="character" w:customStyle="1" w:styleId="FunctionTok">
     <w:name w:val="FunctionTok"/>
     <w:basedOn w:val="VerbatimChar"/>
     <w:rPr>
-      <w:color w:val="6f42c1"/>
+      <w:b/>
+      <w:color w:val="204a87"/>
+      <w:shd w:val="clear" w:fill="f8f8f8"/>
     </w:rPr>
   </w:style>
   <w:style w:type="character" w:customStyle="1" w:styleId="VariableTok">
     <w:name w:val="VariableTok"/>
     <w:basedOn w:val="VerbatimChar"/>
     <w:rPr>
-      <w:color w:val="e36209"/>
+      <w:color w:val="000000"/>
+      <w:shd w:val="clear" w:fill="f8f8f8"/>
     </w:rPr>
   </w:style>
   <w:style w:type="character" w:customStyle="1" w:styleId="ControlFlowTok">
     <w:name w:val="ControlFlowTok"/>
     <w:basedOn w:val="VerbatimChar"/>
     <w:rPr>
-      <w:color w:val="d73a49"/>
+      <w:b/>
+      <w:color w:val="204a87"/>
+      <w:shd w:val="clear" w:fill="f8f8f8"/>
     </w:rPr>
   </w:style>
   <w:style w:type="character" w:customStyle="1" w:styleId="OperatorTok">
     <w:name w:val="OperatorTok"/>
     <w:basedOn w:val="VerbatimChar"/>
     <w:rPr>
-      <w:color w:val="24292e"/>
+      <w:b/>
+      <w:color w:val="ce5c00"/>
+      <w:shd w:val="clear" w:fill="f8f8f8"/>
     </w:rPr>
   </w:style>
   <w:style w:type="character" w:customStyle="1" w:styleId="BuiltInTok">
     <w:name w:val="BuiltInTok"/>
     <w:basedOn w:val="VerbatimChar"/>
     <w:rPr>
-      <w:color w:val="d73a49"/>
+      <w:shd w:val="clear" w:fill="f8f8f8"/>
     </w:rPr>
   </w:style>
   <w:style w:type="character" w:customStyle="1" w:styleId="ExtensionTok">
     <w:name w:val="ExtensionTok"/>
     <w:basedOn w:val="VerbatimChar"/>
     <w:rPr>
-      <w:b/>
-      <w:color w:val="d73a49"/>
+      <w:shd w:val="clear" w:fill="f8f8f8"/>
     </w:rPr>
   </w:style>
   <w:style w:type="character" w:customStyle="1" w:styleId="PreprocessorTok">
     <w:name w:val="PreprocessorTok"/>
     <w:basedOn w:val="VerbatimChar"/>
     <w:rPr>
-      <w:color w:val="d73a49"/>
+      <w:i/>
+      <w:color w:val="8f5902"/>
+      <w:shd w:val="clear" w:fill="f8f8f8"/>
     </w:rPr>
   </w:style>
   <w:style w:type="character" w:customStyle="1" w:styleId="AttributeTok">
     <w:name w:val="AttributeTok"/>
     <w:basedOn w:val="VerbatimChar"/>
     <w:rPr>
-      <w:color w:val="d73a49"/>
+      <w:color w:val="204a87"/>
+      <w:shd w:val="clear" w:fill="f8f8f8"/>
     </w:rPr>
   </w:style>
   <w:style w:type="character" w:customStyle="1" w:styleId="RegionMarkerTok">
     <w:name w:val="RegionMarkerTok"/>
     <w:basedOn w:val="VerbatimChar"/>
     <w:rPr>
-      <w:color w:val="6a737d"/>
+      <w:shd w:val="clear" w:fill="f8f8f8"/>
     </w:rPr>
   </w:style>
   <w:style w:type="character" w:customStyle="1" w:styleId="InformationTok">
     <w:name w:val="InformationTok"/>
     <w:basedOn w:val="VerbatimChar"/>
     <w:rPr>
-      <w:color w:val="6a737d"/>
+      <w:b/>
+      <w:i/>
+      <w:color w:val="8f5902"/>
+      <w:shd w:val="clear" w:fill="f8f8f8"/>
     </w:rPr>
   </w:style>
   <w:style w:type="character" w:customStyle="1" w:styleId="WarningTok">
     <w:name w:val="WarningTok"/>
     <w:basedOn w:val="VerbatimChar"/>
     <w:rPr>
-      <w:color w:val="ff5555"/>
+      <w:b/>
+      <w:i/>
+      <w:color w:val="8f5902"/>
+      <w:shd w:val="clear" w:fill="f8f8f8"/>
     </w:rPr>
   </w:style>
   <w:style w:type="character" w:customStyle="1" w:styleId="AlertTok">
     <w:name w:val="AlertTok"/>
     <w:basedOn w:val="VerbatimChar"/>
     <w:rPr>
-      <w:b/>
-      <w:color w:val="ff5555"/>
+      <w:color w:val="ef2929"/>
+      <w:shd w:val="clear" w:fill="f8f8f8"/>
     </w:rPr>
   </w:style>
   <w:style w:type="character" w:customStyle="1" w:styleId="ErrorTok">
     <w:name w:val="ErrorTok"/>
     <w:basedOn w:val="VerbatimChar"/>
     <w:rPr>
-      <w:color w:val="ff5555"/>
-      <w:u/>
+      <w:b/>
+      <w:color w:val="a40000"/>
+      <w:shd w:val="clear" w:fill="f8f8f8"/>
     </w:rPr>
   </w:style>
   <w:style w:type="character" w:customStyle="1" w:styleId="NormalTok">
     <w:name w:val="NormalTok"/>
     <w:basedOn w:val="VerbatimChar"/>
     <w:rPr>
-      <w:color w:val="24292e"/>
+      <w:shd w:val="clear" w:fill="f8f8f8"/>
     </w:rPr>
   </w:style>
 </w:styles>

--- a/docs/cases/06-he-jiankui.docx
+++ b/docs/cases/06-he-jiankui.docx
@@ -37,7 +37,7 @@
         <w:pStyle w:val="Date"/>
       </w:pPr>
       <w:r>
-        <w:t xml:space="preserve">2026-05-27</w:t>
+        <w:t xml:space="preserve">2026-06-18</w:t>
       </w:r>
     </w:p>
     <w:sdt>
@@ -1407,7 +1407,7 @@
         <w:pStyle w:val="BodyText"/>
       </w:pPr>
       <w:r>
-        <w:t xml:space="preserve">The sharpened question that has not closed is this: is the international consensus holding because it is sound, or because no one has yet decided to break it again? Self-regulation produced eighteen months of horror in 2018 and one prison sentence in 2019. It has not, since, produced a structure that could stop the next attempt before another child is born.</w:t>
+        <w:t xml:space="preserve">The question that has not closed is this: is the international consensus holding because it is sound, or because no one has yet decided to break it again? Self-regulation produced eighteen months of horror in 2018 and one prison sentence in 2019. It has not, since, produced a structure that could stop the next attempt before another child is born.</w:t>
       </w:r>
     </w:p>
     <w:bookmarkEnd w:id="17"/>

--- a/docs/cases/06-he-jiankui.docx
+++ b/docs/cases/06-he-jiankui.docx
@@ -37,7 +37,7 @@
         <w:pStyle w:val="Date"/>
       </w:pPr>
       <w:r>
-        <w:t xml:space="preserve">2026-06-18</w:t>
+        <w:t xml:space="preserve">2026-08-03</w:t>
       </w:r>
     </w:p>
     <w:sdt>
@@ -1351,7 +1351,7 @@
         <w:pStyle w:val="FirstParagraph"/>
       </w:pPr>
       <w:r>
-        <w:t xml:space="preserve">The case is now seven years old. The consensus it tested has, so far, held.</w:t>
+        <w:t xml:space="preserve">The case is now eight years old. The consensus it tested has, so far, held.</w:t>
       </w:r>
     </w:p>
     <w:p>
@@ -1399,7 +1399,23 @@
         <w:t xml:space="preserve">)</w:t>
       </w:r>
       <w:r>
-        <w:t xml:space="preserve">. He has not been able to publish in any major journal, but he is not silent. He is not the only researcher in the world who could try this again. The 2021 WHO framework is a set of recommendations. The 2023 Summit was a meeting. The Academies’ criteria are guidance. None of these documents prevent a second He Jiankui. They only describe what one would, in retrospect, be guilty of.</w:t>
+        <w:t xml:space="preserve">. More recently he has proposed editing</w:t>
+      </w:r>
+      <w:r>
+        <w:t xml:space="preserve"> </w:t>
+      </w:r>
+      <w:r>
+        <w:rPr>
+          <w:b/>
+          <w:bCs/>
+        </w:rPr>
+        <w:t xml:space="preserve">discarded human embryos</w:t>
+      </w:r>
+      <w:r>
+        <w:t xml:space="preserve"> </w:t>
+      </w:r>
+      <w:r>
+        <w:t xml:space="preserve">to test whether a particular variant protects against Alzheimer’s disease — research he says would stop short of establishing a pregnancy, and would comply with domestic and international rules. He states he has no intention of producing more gene-edited babies. Whether that reassures you may depend on how much weight his assurances carried in 2018. He has not been able to publish in any major journal, but he is not silent. He is not the only researcher in the world who could try this again. The 2021 WHO framework is a set of recommendations. The 2023 Summit was a meeting. The Academies’ criteria are guidance. None of these documents prevent a second He Jiankui. They only describe what one would, in retrospect, be guilty of.</w:t>
       </w:r>
     </w:p>
     <w:p>
